--- a/Units/English/English_Unit_2/Lesson_Plans/Lesson_25.2/Lesson_25.2_Lucas_Handout.docx
+++ b/Units/English/English_Unit_2/Lesson_Plans/Lesson_25.2/Lesson_25.2_Lucas_Handout.docx
@@ -15,7 +15,7 @@
           <w:sz w:val="30"/>
           <w:szCs w:val="30"/>
         </w:rPr>
-        <w:t xml:space="preserve">Lesson 25.2: Lucas Pathway — Earthquakes Structure Patrol</w:t>
+        <w:t xml:space="preserve">Lesson 25.2: Lucas Pathway — Tsunamis Structure Patrol</w:t>
       </w:r>
     </w:p>
     <w:p>
@@ -42,7 +42,7 @@
           <w:sz w:val="24"/>
           <w:szCs w:val="24"/>
         </w:rPr>
-        <w:t xml:space="preserve">Earthquake Survival Reading Card</w:t>
+        <w:t xml:space="preserve">Tsunami Survival Reading Card (Basic Ocean Waves)</w:t>
       </w:r>
     </w:p>
     <w:tbl>
@@ -85,7 +85,9 @@
                 <w:sz w:val="20"/>
                 <w:szCs w:val="20"/>
               </w:rPr>
-              <w:t xml:space="preserve">The ground under our feet seems very solid. But it is actually broken into huge pieces called tectonic plates. They are like giant puzzle pieces! These plates float and move very slowly. Sometimes, the plates get stuck together. When they finally slip, they release a lot of energy. This energy makes the ground shake. This shaking is what we call an earthquake.</w:t>
+              <w:t xml:space="preserve">A tsunami is a giant ocean wave. Tsunamis are not normal waves. Normal waves are made by wind, but tsunamis start under the sea.
+Often, shaking ground (earthquake) under the water starts the wave. The sea floor moves up and shifts the deep ocean water. This movement makes fast waves. At first, the waves are very low, so ships at sea cannot see them.
+But the waves move fast to the land. As they reach the beach, the waves grow very tall and become a huge wall of water. The giant waves hit the shore. They cause big floods on land, washing away cars and ruining houses. People must leave the beach to stay safe.</w:t>
             </w:r>
           </w:p>
         </w:tc>
@@ -368,7 +370,7 @@
                 <w:sz w:val="18"/>
                 <w:szCs w:val="18"/>
               </w:rPr>
-              <w:t xml:space="preserve">Earthquake Diagram</w:t>
+              <w:t xml:space="preserve">Tsunami Diagram</w:t>
             </w:r>
           </w:p>
         </w:tc>
@@ -388,7 +390,7 @@
                 <w:sz w:val="18"/>
                 <w:szCs w:val="18"/>
               </w:rPr>
-              <w:t xml:space="preserve">The drawing showing the Epicentre and Focus.</w:t>
+              <w:t xml:space="preserve">The drawing showing deep ocean and shore waves.</w:t>
             </w:r>
           </w:p>
         </w:tc>
@@ -446,7 +448,7 @@
           <w:sz w:val="20"/>
           <w:szCs w:val="20"/>
         </w:rPr>
-        <w:t xml:space="preserve">With your teacher or helper, look at the website mock-up on Slide 7. Draw circles around the title, headings, and diagram, then complete the sentences below using the word bank.</w:t>
+        <w:t xml:space="preserve">With your teacher or helper, look at the website mock-up on Slide 9. Draw circles around the title, headings, and diagram, then complete the sentences below using the word bank.</w:t>
       </w:r>
     </w:p>
     <w:p>
@@ -460,7 +462,7 @@
           <w:sz w:val="20"/>
           <w:szCs w:val="20"/>
         </w:rPr>
-        <w:t xml:space="preserve">1. Complete this sentence about earthquakes:</w:t>
+        <w:t xml:space="preserve">1. Complete this sentence about tsunamis:</w:t>
       </w:r>
     </w:p>
     <w:p>
@@ -472,7 +474,7 @@
           <w:sz w:val="20"/>
           <w:szCs w:val="20"/>
         </w:rPr>
-        <w:t xml:space="preserve">Earthquakes make the ground ______________ (shake / hot).</w:t>
+        <w:t xml:space="preserve">Tsunamis make giant ocean ______________ (waves / winds).</w:t>
       </w:r>
     </w:p>
     <w:p>
@@ -486,7 +488,7 @@
           <w:sz w:val="20"/>
           <w:szCs w:val="20"/>
         </w:rPr>
-        <w:t xml:space="preserve">2. Complete this sentence about measuring ground movements:</w:t>
+        <w:t xml:space="preserve">2. Complete this sentence about water movement:</w:t>
       </w:r>
     </w:p>
     <w:p>
@@ -498,7 +500,7 @@
           <w:sz w:val="20"/>
           <w:szCs w:val="20"/>
         </w:rPr>
-        <w:t xml:space="preserve">A machine that measures shaking is a ______________ (seismograph / camera).</w:t>
+        <w:t xml:space="preserve">Undersea earthquakes shift the ocean ______________ (water / fish).</w:t>
       </w:r>
     </w:p>
     <w:p>
@@ -513,7 +515,7 @@
           <w:sz w:val="24"/>
           <w:szCs w:val="24"/>
         </w:rPr>
-        <w:t xml:space="preserve">My Earthquake Sketch</w:t>
+        <w:t xml:space="preserve">My Tsunami Sketch</w:t>
       </w:r>
     </w:p>
     <w:p>
@@ -525,7 +527,7 @@
           <w:sz w:val="20"/>
           <w:szCs w:val="20"/>
         </w:rPr>
-        <w:t xml:space="preserve">Draw a house shaking during an earthquake! Draw wavy line ripples for the seismic waves shaking the house and soil.</w:t>
+        <w:t xml:space="preserve">Draw a giant tsunami wave approaching the beach! Draw a small ship far away in the deep ocean, and draw tall waves hitting the shore.</w:t>
       </w:r>
     </w:p>
     <w:tbl>
